--- a/当点击.docx
+++ b/当点击.docx
@@ -2,7 +2,10 @@
 <file path=word/document.xml><?xml version="1.0" encoding="utf-8"?>
 <w:document xmlns:wpc="http://schemas.microsoft.com/office/word/2010/wordprocessingCanvas" xmlns:mc="http://schemas.openxmlformats.org/markup-compatibility/2006" xmlns:o="urn:schemas-microsoft-com:office:office" xmlns:r="http://schemas.openxmlformats.org/officeDocument/2006/relationships" xmlns:m="http://schemas.openxmlformats.org/officeDocument/2006/math" xmlns:v="urn:schemas-microsoft-com:vml" xmlns:wp14="http://schemas.microsoft.com/office/word/2010/wordprocessingDrawing" xmlns:wp="http://schemas.openxmlformats.org/drawingml/2006/wordprocessingDrawing" xmlns:w="http://schemas.openxmlformats.org/wordprocessingml/2006/main" xmlns:w14="http://schemas.microsoft.com/office/word/2010/wordml" xmlns:w10="urn:schemas-microsoft-com:office:word" xmlns:w15="http://schemas.microsoft.com/office/word/2012/wordml" xmlns:wpg="http://schemas.microsoft.com/office/word/2010/wordprocessingGroup" xmlns:wpi="http://schemas.microsoft.com/office/word/2010/wordprocessingInk" xmlns:wne="http://schemas.microsoft.com/office/word/2006/wordml" xmlns:wps="http://schemas.microsoft.com/office/word/2010/wordprocessingShape" xmlns:wpsCustomData="http://www.wps.cn/officeDocument/2013/wpsCustomData" mc:Ignorable="w14 w15 wp14">
   <w:body>
-    <w:p/>
+    <w:p>
+      <w:bookmarkStart w:id="0" w:name="_GoBack"/>
+      <w:bookmarkEnd w:id="0"/>
+    </w:p>
     <w:p>
       <w:pPr>
         <w:numPr>
@@ -64,6 +67,7 @@
       <w:pPr>
         <w:widowControl w:val="0"/>
         <w:numPr>
+          <w:ilvl w:val="0"/>
           <w:numId w:val="0"/>
         </w:numPr>
         <w:jc w:val="both"/>
@@ -119,19 +123,21 @@
       <w:pPr>
         <w:widowControl w:val="0"/>
         <w:numPr>
-          <w:numId w:val="0"/>
-        </w:numPr>
-        <w:jc w:val="both"/>
-        <w:rPr>
-          <w:rFonts w:hint="eastAsia"/>
-          <w:lang w:val="en-US" w:eastAsia="zh-CN"/>
-        </w:rPr>
-      </w:pPr>
-    </w:p>
-    <w:p>
-      <w:pPr>
-        <w:widowControl w:val="0"/>
-        <w:numPr>
+          <w:ilvl w:val="0"/>
+          <w:numId w:val="0"/>
+        </w:numPr>
+        <w:jc w:val="both"/>
+        <w:rPr>
+          <w:rFonts w:hint="eastAsia"/>
+          <w:lang w:val="en-US" w:eastAsia="zh-CN"/>
+        </w:rPr>
+      </w:pPr>
+    </w:p>
+    <w:p>
+      <w:pPr>
+        <w:widowControl w:val="0"/>
+        <w:numPr>
+          <w:ilvl w:val="0"/>
           <w:numId w:val="0"/>
         </w:numPr>
         <w:jc w:val="both"/>
@@ -371,6 +377,7 @@
       <w:pPr>
         <w:widowControl w:val="0"/>
         <w:numPr>
+          <w:ilvl w:val="0"/>
           <w:numId w:val="0"/>
         </w:numPr>
         <w:jc w:val="both"/>
@@ -386,6 +393,7 @@
       <w:pPr>
         <w:widowControl w:val="0"/>
         <w:numPr>
+          <w:ilvl w:val="0"/>
           <w:numId w:val="0"/>
         </w:numPr>
         <w:jc w:val="both"/>
@@ -401,6 +409,7 @@
       <w:pPr>
         <w:widowControl w:val="0"/>
         <w:numPr>
+          <w:ilvl w:val="0"/>
           <w:numId w:val="0"/>
         </w:numPr>
         <w:jc w:val="both"/>
@@ -443,6 +452,7 @@
       <w:pPr>
         <w:widowControl w:val="0"/>
         <w:numPr>
+          <w:ilvl w:val="0"/>
           <w:numId w:val="0"/>
         </w:numPr>
         <w:jc w:val="both"/>
@@ -467,51 +477,55 @@
       <w:pPr>
         <w:widowControl w:val="0"/>
         <w:numPr>
-          <w:numId w:val="0"/>
-        </w:numPr>
-        <w:jc w:val="both"/>
-        <w:rPr>
-          <w:rFonts w:hint="eastAsia" w:ascii="宋体" w:hAnsi="宋体" w:eastAsia="宋体" w:cs="宋体"/>
-          <w:sz w:val="24"/>
-          <w:szCs w:val="24"/>
-          <w:lang w:val="en-US" w:eastAsia="zh-CN"/>
-        </w:rPr>
-      </w:pPr>
-    </w:p>
-    <w:p>
-      <w:pPr>
-        <w:widowControl w:val="0"/>
-        <w:numPr>
-          <w:numId w:val="0"/>
-        </w:numPr>
-        <w:jc w:val="both"/>
-        <w:rPr>
-          <w:rFonts w:hint="eastAsia" w:ascii="宋体" w:hAnsi="宋体" w:eastAsia="宋体" w:cs="宋体"/>
-          <w:sz w:val="24"/>
-          <w:szCs w:val="24"/>
-          <w:lang w:val="en-US" w:eastAsia="zh-CN"/>
-        </w:rPr>
-      </w:pPr>
-    </w:p>
-    <w:p>
-      <w:pPr>
-        <w:widowControl w:val="0"/>
-        <w:numPr>
-          <w:numId w:val="0"/>
-        </w:numPr>
-        <w:jc w:val="both"/>
-        <w:rPr>
-          <w:rFonts w:hint="eastAsia" w:ascii="宋体" w:hAnsi="宋体" w:eastAsia="宋体" w:cs="宋体"/>
-          <w:sz w:val="24"/>
-          <w:szCs w:val="24"/>
-          <w:lang w:val="en-US" w:eastAsia="zh-CN"/>
-        </w:rPr>
-      </w:pPr>
-    </w:p>
-    <w:p>
-      <w:pPr>
-        <w:widowControl w:val="0"/>
-        <w:numPr>
+          <w:ilvl w:val="0"/>
+          <w:numId w:val="0"/>
+        </w:numPr>
+        <w:jc w:val="both"/>
+        <w:rPr>
+          <w:rFonts w:hint="eastAsia" w:ascii="宋体" w:hAnsi="宋体" w:eastAsia="宋体" w:cs="宋体"/>
+          <w:sz w:val="24"/>
+          <w:szCs w:val="24"/>
+          <w:lang w:val="en-US" w:eastAsia="zh-CN"/>
+        </w:rPr>
+      </w:pPr>
+    </w:p>
+    <w:p>
+      <w:pPr>
+        <w:widowControl w:val="0"/>
+        <w:numPr>
+          <w:ilvl w:val="0"/>
+          <w:numId w:val="0"/>
+        </w:numPr>
+        <w:jc w:val="both"/>
+        <w:rPr>
+          <w:rFonts w:hint="eastAsia" w:ascii="宋体" w:hAnsi="宋体" w:eastAsia="宋体" w:cs="宋体"/>
+          <w:sz w:val="24"/>
+          <w:szCs w:val="24"/>
+          <w:lang w:val="en-US" w:eastAsia="zh-CN"/>
+        </w:rPr>
+      </w:pPr>
+    </w:p>
+    <w:p>
+      <w:pPr>
+        <w:widowControl w:val="0"/>
+        <w:numPr>
+          <w:ilvl w:val="0"/>
+          <w:numId w:val="0"/>
+        </w:numPr>
+        <w:jc w:val="both"/>
+        <w:rPr>
+          <w:rFonts w:hint="eastAsia" w:ascii="宋体" w:hAnsi="宋体" w:eastAsia="宋体" w:cs="宋体"/>
+          <w:sz w:val="24"/>
+          <w:szCs w:val="24"/>
+          <w:lang w:val="en-US" w:eastAsia="zh-CN"/>
+        </w:rPr>
+      </w:pPr>
+    </w:p>
+    <w:p>
+      <w:pPr>
+        <w:widowControl w:val="0"/>
+        <w:numPr>
+          <w:ilvl w:val="0"/>
           <w:numId w:val="0"/>
         </w:numPr>
         <w:jc w:val="both"/>
@@ -536,21 +550,23 @@
       <w:pPr>
         <w:widowControl w:val="0"/>
         <w:numPr>
-          <w:numId w:val="0"/>
-        </w:numPr>
-        <w:jc w:val="both"/>
-        <w:rPr>
-          <w:rFonts w:hint="eastAsia" w:ascii="宋体" w:hAnsi="宋体" w:eastAsia="宋体" w:cs="宋体"/>
-          <w:sz w:val="24"/>
-          <w:szCs w:val="24"/>
-          <w:lang w:val="en-US" w:eastAsia="zh-CN"/>
-        </w:rPr>
-      </w:pPr>
-    </w:p>
-    <w:p>
-      <w:pPr>
-        <w:widowControl w:val="0"/>
-        <w:numPr>
+          <w:ilvl w:val="0"/>
+          <w:numId w:val="0"/>
+        </w:numPr>
+        <w:jc w:val="both"/>
+        <w:rPr>
+          <w:rFonts w:hint="eastAsia" w:ascii="宋体" w:hAnsi="宋体" w:eastAsia="宋体" w:cs="宋体"/>
+          <w:sz w:val="24"/>
+          <w:szCs w:val="24"/>
+          <w:lang w:val="en-US" w:eastAsia="zh-CN"/>
+        </w:rPr>
+      </w:pPr>
+    </w:p>
+    <w:p>
+      <w:pPr>
+        <w:widowControl w:val="0"/>
+        <w:numPr>
+          <w:ilvl w:val="0"/>
           <w:numId w:val="0"/>
         </w:numPr>
         <w:jc w:val="both"/>
@@ -601,21 +617,23 @@
       <w:pPr>
         <w:widowControl w:val="0"/>
         <w:numPr>
-          <w:numId w:val="0"/>
-        </w:numPr>
-        <w:jc w:val="both"/>
-        <w:rPr>
-          <w:rFonts w:hint="eastAsia" w:ascii="宋体" w:hAnsi="宋体" w:eastAsia="宋体" w:cs="宋体"/>
-          <w:sz w:val="24"/>
-          <w:szCs w:val="24"/>
-          <w:lang w:val="en-US" w:eastAsia="zh-CN"/>
-        </w:rPr>
-      </w:pPr>
-    </w:p>
-    <w:p>
-      <w:pPr>
-        <w:widowControl w:val="0"/>
-        <w:numPr>
+          <w:ilvl w:val="0"/>
+          <w:numId w:val="0"/>
+        </w:numPr>
+        <w:jc w:val="both"/>
+        <w:rPr>
+          <w:rFonts w:hint="eastAsia" w:ascii="宋体" w:hAnsi="宋体" w:eastAsia="宋体" w:cs="宋体"/>
+          <w:sz w:val="24"/>
+          <w:szCs w:val="24"/>
+          <w:lang w:val="en-US" w:eastAsia="zh-CN"/>
+        </w:rPr>
+      </w:pPr>
+    </w:p>
+    <w:p>
+      <w:pPr>
+        <w:widowControl w:val="0"/>
+        <w:numPr>
+          <w:ilvl w:val="0"/>
           <w:numId w:val="0"/>
         </w:numPr>
         <w:jc w:val="both"/>
@@ -631,6 +649,7 @@
       <w:pPr>
         <w:widowControl w:val="0"/>
         <w:numPr>
+          <w:ilvl w:val="0"/>
           <w:numId w:val="0"/>
         </w:numPr>
         <w:ind w:leftChars="0"/>
@@ -671,86 +690,92 @@
       <w:pPr>
         <w:widowControl w:val="0"/>
         <w:numPr>
-          <w:numId w:val="0"/>
-        </w:numPr>
-        <w:ind w:leftChars="0"/>
-        <w:jc w:val="both"/>
-        <w:rPr>
-          <w:rFonts w:hint="eastAsia" w:ascii="宋体" w:hAnsi="宋体" w:eastAsia="宋体" w:cs="宋体"/>
-          <w:sz w:val="24"/>
-          <w:szCs w:val="24"/>
-          <w:lang w:val="en-US" w:eastAsia="zh-CN"/>
-        </w:rPr>
-      </w:pPr>
-    </w:p>
-    <w:p>
-      <w:pPr>
-        <w:widowControl w:val="0"/>
-        <w:numPr>
-          <w:numId w:val="0"/>
-        </w:numPr>
-        <w:ind w:leftChars="0"/>
-        <w:jc w:val="both"/>
-        <w:rPr>
-          <w:rFonts w:hint="eastAsia" w:ascii="宋体" w:hAnsi="宋体" w:eastAsia="宋体" w:cs="宋体"/>
-          <w:sz w:val="24"/>
-          <w:szCs w:val="24"/>
-          <w:lang w:val="en-US" w:eastAsia="zh-CN"/>
-        </w:rPr>
-      </w:pPr>
-    </w:p>
-    <w:p>
-      <w:pPr>
-        <w:widowControl w:val="0"/>
-        <w:numPr>
-          <w:numId w:val="0"/>
-        </w:numPr>
-        <w:ind w:leftChars="0"/>
-        <w:jc w:val="both"/>
-        <w:rPr>
-          <w:rFonts w:hint="eastAsia" w:ascii="宋体" w:hAnsi="宋体" w:eastAsia="宋体" w:cs="宋体"/>
-          <w:sz w:val="24"/>
-          <w:szCs w:val="24"/>
-          <w:lang w:val="en-US" w:eastAsia="zh-CN"/>
-        </w:rPr>
-      </w:pPr>
-    </w:p>
-    <w:p>
-      <w:pPr>
-        <w:widowControl w:val="0"/>
-        <w:numPr>
-          <w:numId w:val="0"/>
-        </w:numPr>
-        <w:ind w:leftChars="0"/>
-        <w:jc w:val="both"/>
-        <w:rPr>
-          <w:rFonts w:hint="eastAsia" w:ascii="宋体" w:hAnsi="宋体" w:eastAsia="宋体" w:cs="宋体"/>
-          <w:sz w:val="24"/>
-          <w:szCs w:val="24"/>
-          <w:lang w:val="en-US" w:eastAsia="zh-CN"/>
-        </w:rPr>
-      </w:pPr>
-    </w:p>
-    <w:p>
-      <w:pPr>
-        <w:widowControl w:val="0"/>
-        <w:numPr>
-          <w:numId w:val="0"/>
-        </w:numPr>
-        <w:ind w:leftChars="0"/>
-        <w:jc w:val="both"/>
-        <w:rPr>
-          <w:rFonts w:hint="eastAsia" w:ascii="宋体" w:hAnsi="宋体" w:eastAsia="宋体" w:cs="宋体"/>
-          <w:sz w:val="24"/>
-          <w:szCs w:val="24"/>
-          <w:lang w:val="en-US" w:eastAsia="zh-CN"/>
-        </w:rPr>
-      </w:pPr>
-    </w:p>
-    <w:p>
-      <w:pPr>
-        <w:widowControl w:val="0"/>
-        <w:numPr>
+          <w:ilvl w:val="0"/>
+          <w:numId w:val="0"/>
+        </w:numPr>
+        <w:ind w:leftChars="0"/>
+        <w:jc w:val="both"/>
+        <w:rPr>
+          <w:rFonts w:hint="eastAsia" w:ascii="宋体" w:hAnsi="宋体" w:eastAsia="宋体" w:cs="宋体"/>
+          <w:sz w:val="24"/>
+          <w:szCs w:val="24"/>
+          <w:lang w:val="en-US" w:eastAsia="zh-CN"/>
+        </w:rPr>
+      </w:pPr>
+    </w:p>
+    <w:p>
+      <w:pPr>
+        <w:widowControl w:val="0"/>
+        <w:numPr>
+          <w:ilvl w:val="0"/>
+          <w:numId w:val="0"/>
+        </w:numPr>
+        <w:ind w:leftChars="0"/>
+        <w:jc w:val="both"/>
+        <w:rPr>
+          <w:rFonts w:hint="eastAsia" w:ascii="宋体" w:hAnsi="宋体" w:eastAsia="宋体" w:cs="宋体"/>
+          <w:sz w:val="24"/>
+          <w:szCs w:val="24"/>
+          <w:lang w:val="en-US" w:eastAsia="zh-CN"/>
+        </w:rPr>
+      </w:pPr>
+    </w:p>
+    <w:p>
+      <w:pPr>
+        <w:widowControl w:val="0"/>
+        <w:numPr>
+          <w:ilvl w:val="0"/>
+          <w:numId w:val="0"/>
+        </w:numPr>
+        <w:ind w:leftChars="0"/>
+        <w:jc w:val="both"/>
+        <w:rPr>
+          <w:rFonts w:hint="eastAsia" w:ascii="宋体" w:hAnsi="宋体" w:eastAsia="宋体" w:cs="宋体"/>
+          <w:sz w:val="24"/>
+          <w:szCs w:val="24"/>
+          <w:lang w:val="en-US" w:eastAsia="zh-CN"/>
+        </w:rPr>
+      </w:pPr>
+    </w:p>
+    <w:p>
+      <w:pPr>
+        <w:widowControl w:val="0"/>
+        <w:numPr>
+          <w:ilvl w:val="0"/>
+          <w:numId w:val="0"/>
+        </w:numPr>
+        <w:ind w:leftChars="0"/>
+        <w:jc w:val="both"/>
+        <w:rPr>
+          <w:rFonts w:hint="eastAsia" w:ascii="宋体" w:hAnsi="宋体" w:eastAsia="宋体" w:cs="宋体"/>
+          <w:sz w:val="24"/>
+          <w:szCs w:val="24"/>
+          <w:lang w:val="en-US" w:eastAsia="zh-CN"/>
+        </w:rPr>
+      </w:pPr>
+    </w:p>
+    <w:p>
+      <w:pPr>
+        <w:widowControl w:val="0"/>
+        <w:numPr>
+          <w:ilvl w:val="0"/>
+          <w:numId w:val="0"/>
+        </w:numPr>
+        <w:ind w:leftChars="0"/>
+        <w:jc w:val="both"/>
+        <w:rPr>
+          <w:rFonts w:hint="eastAsia" w:ascii="宋体" w:hAnsi="宋体" w:eastAsia="宋体" w:cs="宋体"/>
+          <w:sz w:val="24"/>
+          <w:szCs w:val="24"/>
+          <w:lang w:val="en-US" w:eastAsia="zh-CN"/>
+        </w:rPr>
+      </w:pPr>
+    </w:p>
+    <w:p>
+      <w:pPr>
+        <w:widowControl w:val="0"/>
+        <w:numPr>
+          <w:ilvl w:val="0"/>
           <w:numId w:val="0"/>
         </w:numPr>
         <w:ind w:leftChars="0"/>
@@ -776,22 +801,24 @@
       <w:pPr>
         <w:widowControl w:val="0"/>
         <w:numPr>
-          <w:numId w:val="0"/>
-        </w:numPr>
-        <w:ind w:leftChars="0"/>
-        <w:jc w:val="both"/>
-        <w:rPr>
-          <w:rFonts w:hint="eastAsia" w:ascii="宋体" w:hAnsi="宋体" w:eastAsia="宋体" w:cs="宋体"/>
-          <w:sz w:val="24"/>
-          <w:szCs w:val="24"/>
-          <w:lang w:val="en-US" w:eastAsia="zh-CN"/>
-        </w:rPr>
-      </w:pPr>
-    </w:p>
-    <w:p>
-      <w:pPr>
-        <w:widowControl w:val="0"/>
-        <w:numPr>
+          <w:ilvl w:val="0"/>
+          <w:numId w:val="0"/>
+        </w:numPr>
+        <w:ind w:leftChars="0"/>
+        <w:jc w:val="both"/>
+        <w:rPr>
+          <w:rFonts w:hint="eastAsia" w:ascii="宋体" w:hAnsi="宋体" w:eastAsia="宋体" w:cs="宋体"/>
+          <w:sz w:val="24"/>
+          <w:szCs w:val="24"/>
+          <w:lang w:val="en-US" w:eastAsia="zh-CN"/>
+        </w:rPr>
+      </w:pPr>
+    </w:p>
+    <w:p>
+      <w:pPr>
+        <w:widowControl w:val="0"/>
+        <w:numPr>
+          <w:ilvl w:val="0"/>
           <w:numId w:val="0"/>
         </w:numPr>
         <w:ind w:leftChars="0"/>
@@ -817,6 +844,7 @@
       <w:pPr>
         <w:widowControl w:val="0"/>
         <w:numPr>
+          <w:ilvl w:val="0"/>
           <w:numId w:val="0"/>
         </w:numPr>
         <w:ind w:leftChars="0"/>
@@ -842,6 +870,7 @@
       <w:pPr>
         <w:widowControl w:val="0"/>
         <w:numPr>
+          <w:ilvl w:val="0"/>
           <w:numId w:val="0"/>
         </w:numPr>
         <w:ind w:leftChars="0"/>
@@ -867,6 +896,7 @@
       <w:pPr>
         <w:widowControl w:val="0"/>
         <w:numPr>
+          <w:ilvl w:val="0"/>
           <w:numId w:val="0"/>
         </w:numPr>
         <w:ind w:leftChars="0"/>
@@ -892,6 +922,7 @@
       <w:pPr>
         <w:widowControl w:val="0"/>
         <w:numPr>
+          <w:ilvl w:val="0"/>
           <w:numId w:val="0"/>
         </w:numPr>
         <w:ind w:leftChars="0"/>
@@ -917,6 +948,7 @@
       <w:pPr>
         <w:widowControl w:val="0"/>
         <w:numPr>
+          <w:ilvl w:val="0"/>
           <w:numId w:val="0"/>
         </w:numPr>
         <w:ind w:leftChars="0"/>
@@ -942,6 +974,7 @@
       <w:pPr>
         <w:widowControl w:val="0"/>
         <w:numPr>
+          <w:ilvl w:val="0"/>
           <w:numId w:val="0"/>
         </w:numPr>
         <w:ind w:leftChars="0"/>
@@ -967,6 +1000,7 @@
       <w:pPr>
         <w:widowControl w:val="0"/>
         <w:numPr>
+          <w:ilvl w:val="0"/>
           <w:numId w:val="0"/>
         </w:numPr>
         <w:ind w:leftChars="0"/>
@@ -992,6 +1026,7 @@
       <w:pPr>
         <w:widowControl w:val="0"/>
         <w:numPr>
+          <w:ilvl w:val="0"/>
           <w:numId w:val="0"/>
         </w:numPr>
         <w:ind w:leftChars="0"/>
@@ -1017,6 +1052,7 @@
       <w:pPr>
         <w:widowControl w:val="0"/>
         <w:numPr>
+          <w:ilvl w:val="0"/>
           <w:numId w:val="0"/>
         </w:numPr>
         <w:ind w:leftChars="0"/>
@@ -1042,22 +1078,24 @@
       <w:pPr>
         <w:widowControl w:val="0"/>
         <w:numPr>
-          <w:numId w:val="0"/>
-        </w:numPr>
-        <w:ind w:leftChars="0"/>
-        <w:jc w:val="both"/>
-        <w:rPr>
-          <w:rFonts w:hint="eastAsia" w:ascii="宋体" w:hAnsi="宋体" w:eastAsia="宋体" w:cs="宋体"/>
-          <w:sz w:val="24"/>
-          <w:szCs w:val="24"/>
-          <w:lang w:val="en-US" w:eastAsia="zh-CN"/>
-        </w:rPr>
-      </w:pPr>
-    </w:p>
-    <w:p>
-      <w:pPr>
-        <w:widowControl w:val="0"/>
-        <w:numPr>
+          <w:ilvl w:val="0"/>
+          <w:numId w:val="0"/>
+        </w:numPr>
+        <w:ind w:leftChars="0"/>
+        <w:jc w:val="both"/>
+        <w:rPr>
+          <w:rFonts w:hint="eastAsia" w:ascii="宋体" w:hAnsi="宋体" w:eastAsia="宋体" w:cs="宋体"/>
+          <w:sz w:val="24"/>
+          <w:szCs w:val="24"/>
+          <w:lang w:val="en-US" w:eastAsia="zh-CN"/>
+        </w:rPr>
+      </w:pPr>
+    </w:p>
+    <w:p>
+      <w:pPr>
+        <w:widowControl w:val="0"/>
+        <w:numPr>
+          <w:ilvl w:val="0"/>
           <w:numId w:val="0"/>
         </w:numPr>
         <w:ind w:leftChars="0"/>
@@ -1083,6 +1121,7 @@
       <w:pPr>
         <w:widowControl w:val="0"/>
         <w:numPr>
+          <w:ilvl w:val="0"/>
           <w:numId w:val="0"/>
         </w:numPr>
         <w:ind w:leftChars="0"/>
@@ -1108,6 +1147,7 @@
       <w:pPr>
         <w:widowControl w:val="0"/>
         <w:numPr>
+          <w:ilvl w:val="0"/>
           <w:numId w:val="0"/>
         </w:numPr>
         <w:ind w:leftChars="0"/>
@@ -1133,22 +1173,24 @@
       <w:pPr>
         <w:widowControl w:val="0"/>
         <w:numPr>
-          <w:numId w:val="0"/>
-        </w:numPr>
-        <w:ind w:leftChars="0"/>
-        <w:jc w:val="both"/>
-        <w:rPr>
-          <w:rFonts w:hint="eastAsia" w:ascii="宋体" w:hAnsi="宋体" w:eastAsia="宋体" w:cs="宋体"/>
-          <w:sz w:val="24"/>
-          <w:szCs w:val="24"/>
-          <w:lang w:val="en-US" w:eastAsia="zh-CN"/>
-        </w:rPr>
-      </w:pPr>
-    </w:p>
-    <w:p>
-      <w:pPr>
-        <w:widowControl w:val="0"/>
-        <w:numPr>
+          <w:ilvl w:val="0"/>
+          <w:numId w:val="0"/>
+        </w:numPr>
+        <w:ind w:leftChars="0"/>
+        <w:jc w:val="both"/>
+        <w:rPr>
+          <w:rFonts w:hint="eastAsia" w:ascii="宋体" w:hAnsi="宋体" w:eastAsia="宋体" w:cs="宋体"/>
+          <w:sz w:val="24"/>
+          <w:szCs w:val="24"/>
+          <w:lang w:val="en-US" w:eastAsia="zh-CN"/>
+        </w:rPr>
+      </w:pPr>
+    </w:p>
+    <w:p>
+      <w:pPr>
+        <w:widowControl w:val="0"/>
+        <w:numPr>
+          <w:ilvl w:val="0"/>
           <w:numId w:val="0"/>
         </w:numPr>
         <w:ind w:leftChars="0"/>
@@ -1174,6 +1216,7 @@
       <w:pPr>
         <w:widowControl w:val="0"/>
         <w:numPr>
+          <w:ilvl w:val="0"/>
           <w:numId w:val="0"/>
         </w:numPr>
         <w:ind w:leftChars="0"/>
@@ -1199,50 +1242,52 @@
       <w:pPr>
         <w:widowControl w:val="0"/>
         <w:numPr>
-          <w:numId w:val="0"/>
-        </w:numPr>
-        <w:ind w:leftChars="0"/>
-        <w:jc w:val="both"/>
-        <w:rPr>
-          <w:rFonts w:hint="eastAsia" w:ascii="宋体" w:hAnsi="宋体" w:eastAsia="宋体" w:cs="宋体"/>
-          <w:sz w:val="24"/>
-          <w:szCs w:val="24"/>
-          <w:lang w:val="en-US" w:eastAsia="zh-CN"/>
-        </w:rPr>
-      </w:pPr>
-    </w:p>
-    <w:p>
-      <w:pPr>
-        <w:widowControl w:val="0"/>
-        <w:numPr>
-          <w:numId w:val="0"/>
-        </w:numPr>
-        <w:ind w:leftChars="0"/>
-        <w:jc w:val="both"/>
-        <w:rPr>
-          <w:rFonts w:hint="eastAsia" w:ascii="宋体" w:hAnsi="宋体" w:eastAsia="宋体" w:cs="宋体"/>
-          <w:sz w:val="24"/>
-          <w:szCs w:val="24"/>
-          <w:lang w:val="en-US" w:eastAsia="zh-CN"/>
-        </w:rPr>
-      </w:pPr>
-    </w:p>
-    <w:p>
-      <w:pPr>
-        <w:widowControl w:val="0"/>
-        <w:numPr>
-          <w:numId w:val="0"/>
-        </w:numPr>
-        <w:ind w:leftChars="0"/>
-        <w:jc w:val="both"/>
-        <w:rPr>
-          <w:rFonts w:hint="eastAsia" w:ascii="宋体" w:hAnsi="宋体" w:eastAsia="宋体" w:cs="宋体"/>
-          <w:sz w:val="24"/>
-          <w:szCs w:val="24"/>
-          <w:lang w:val="en-US" w:eastAsia="zh-CN"/>
-        </w:rPr>
-      </w:pPr>
-      <w:bookmarkStart w:id="0" w:name="_GoBack"/>
+          <w:ilvl w:val="0"/>
+          <w:numId w:val="0"/>
+        </w:numPr>
+        <w:ind w:leftChars="0"/>
+        <w:jc w:val="both"/>
+        <w:rPr>
+          <w:rFonts w:hint="eastAsia" w:ascii="宋体" w:hAnsi="宋体" w:eastAsia="宋体" w:cs="宋体"/>
+          <w:sz w:val="24"/>
+          <w:szCs w:val="24"/>
+          <w:lang w:val="en-US" w:eastAsia="zh-CN"/>
+        </w:rPr>
+      </w:pPr>
+    </w:p>
+    <w:p>
+      <w:pPr>
+        <w:widowControl w:val="0"/>
+        <w:numPr>
+          <w:ilvl w:val="0"/>
+          <w:numId w:val="0"/>
+        </w:numPr>
+        <w:ind w:leftChars="0"/>
+        <w:jc w:val="both"/>
+        <w:rPr>
+          <w:rFonts w:hint="eastAsia" w:ascii="宋体" w:hAnsi="宋体" w:eastAsia="宋体" w:cs="宋体"/>
+          <w:sz w:val="24"/>
+          <w:szCs w:val="24"/>
+          <w:lang w:val="en-US" w:eastAsia="zh-CN"/>
+        </w:rPr>
+      </w:pPr>
+    </w:p>
+    <w:p>
+      <w:pPr>
+        <w:widowControl w:val="0"/>
+        <w:numPr>
+          <w:ilvl w:val="0"/>
+          <w:numId w:val="0"/>
+        </w:numPr>
+        <w:ind w:leftChars="0"/>
+        <w:jc w:val="both"/>
+        <w:rPr>
+          <w:rFonts w:hint="eastAsia" w:ascii="宋体" w:hAnsi="宋体" w:eastAsia="宋体" w:cs="宋体"/>
+          <w:sz w:val="24"/>
+          <w:szCs w:val="24"/>
+          <w:lang w:val="en-US" w:eastAsia="zh-CN"/>
+        </w:rPr>
+      </w:pPr>
       <w:r>
         <w:rPr>
           <w:rFonts w:hint="eastAsia" w:ascii="宋体" w:hAnsi="宋体" w:eastAsia="宋体" w:cs="宋体"/>
@@ -1257,22 +1302,24 @@
       <w:pPr>
         <w:widowControl w:val="0"/>
         <w:numPr>
-          <w:numId w:val="0"/>
-        </w:numPr>
-        <w:ind w:leftChars="0"/>
-        <w:jc w:val="both"/>
-        <w:rPr>
-          <w:rFonts w:hint="eastAsia" w:ascii="宋体" w:hAnsi="宋体" w:eastAsia="宋体" w:cs="宋体"/>
-          <w:sz w:val="24"/>
-          <w:szCs w:val="24"/>
-          <w:lang w:val="en-US" w:eastAsia="zh-CN"/>
-        </w:rPr>
-      </w:pPr>
-    </w:p>
-    <w:p>
-      <w:pPr>
-        <w:widowControl w:val="0"/>
-        <w:numPr>
+          <w:ilvl w:val="0"/>
+          <w:numId w:val="0"/>
+        </w:numPr>
+        <w:ind w:leftChars="0"/>
+        <w:jc w:val="both"/>
+        <w:rPr>
+          <w:rFonts w:hint="eastAsia" w:ascii="宋体" w:hAnsi="宋体" w:eastAsia="宋体" w:cs="宋体"/>
+          <w:sz w:val="24"/>
+          <w:szCs w:val="24"/>
+          <w:lang w:val="en-US" w:eastAsia="zh-CN"/>
+        </w:rPr>
+      </w:pPr>
+    </w:p>
+    <w:p>
+      <w:pPr>
+        <w:widowControl w:val="0"/>
+        <w:numPr>
+          <w:ilvl w:val="0"/>
           <w:numId w:val="0"/>
         </w:numPr>
         <w:ind w:leftChars="0"/>
@@ -1298,22 +1345,24 @@
       <w:pPr>
         <w:widowControl w:val="0"/>
         <w:numPr>
-          <w:numId w:val="0"/>
-        </w:numPr>
-        <w:ind w:leftChars="0"/>
-        <w:jc w:val="both"/>
-        <w:rPr>
-          <w:rFonts w:hint="eastAsia" w:ascii="宋体" w:hAnsi="宋体" w:eastAsia="宋体" w:cs="宋体"/>
-          <w:sz w:val="24"/>
-          <w:szCs w:val="24"/>
-          <w:lang w:val="en-US" w:eastAsia="zh-CN"/>
-        </w:rPr>
-      </w:pPr>
-    </w:p>
-    <w:p>
-      <w:pPr>
-        <w:widowControl w:val="0"/>
-        <w:numPr>
+          <w:ilvl w:val="0"/>
+          <w:numId w:val="0"/>
+        </w:numPr>
+        <w:ind w:leftChars="0"/>
+        <w:jc w:val="both"/>
+        <w:rPr>
+          <w:rFonts w:hint="eastAsia" w:ascii="宋体" w:hAnsi="宋体" w:eastAsia="宋体" w:cs="宋体"/>
+          <w:sz w:val="24"/>
+          <w:szCs w:val="24"/>
+          <w:lang w:val="en-US" w:eastAsia="zh-CN"/>
+        </w:rPr>
+      </w:pPr>
+    </w:p>
+    <w:p>
+      <w:pPr>
+        <w:widowControl w:val="0"/>
+        <w:numPr>
+          <w:ilvl w:val="0"/>
           <w:numId w:val="0"/>
         </w:numPr>
         <w:ind w:leftChars="0"/>
@@ -1339,6 +1388,7 @@
       <w:pPr>
         <w:widowControl w:val="0"/>
         <w:numPr>
+          <w:ilvl w:val="0"/>
           <w:numId w:val="0"/>
         </w:numPr>
         <w:jc w:val="both"/>
@@ -1354,6 +1404,7 @@
       <w:pPr>
         <w:widowControl w:val="0"/>
         <w:numPr>
+          <w:ilvl w:val="0"/>
           <w:numId w:val="0"/>
         </w:numPr>
         <w:jc w:val="both"/>
@@ -1378,6 +1429,7 @@
       <w:pPr>
         <w:widowControl w:val="0"/>
         <w:numPr>
+          <w:ilvl w:val="0"/>
           <w:numId w:val="0"/>
         </w:numPr>
         <w:jc w:val="both"/>
@@ -1398,7 +1450,6 @@
         <w:t>1、展示的比赛场次就是筛选统计卡片符合条件的场次；</w:t>
       </w:r>
     </w:p>
-    <w:bookmarkEnd w:id="0"/>
     <w:p>
       <w:pPr>
         <w:widowControl w:val="0"/>
@@ -1420,6 +1471,7 @@
       <w:pPr>
         <w:widowControl w:val="0"/>
         <w:numPr>
+          <w:ilvl w:val="0"/>
           <w:numId w:val="0"/>
         </w:numPr>
         <w:ind w:leftChars="0"/>
@@ -1436,22 +1488,24 @@
       <w:pPr>
         <w:widowControl w:val="0"/>
         <w:numPr>
-          <w:numId w:val="0"/>
-        </w:numPr>
-        <w:ind w:leftChars="0"/>
-        <w:jc w:val="both"/>
-        <w:rPr>
-          <w:rFonts w:hint="eastAsia" w:ascii="宋体" w:hAnsi="宋体" w:eastAsia="宋体" w:cs="宋体"/>
-          <w:sz w:val="24"/>
-          <w:szCs w:val="24"/>
-          <w:lang w:val="en-US" w:eastAsia="zh-CN"/>
-        </w:rPr>
-      </w:pPr>
-    </w:p>
-    <w:p>
-      <w:pPr>
-        <w:widowControl w:val="0"/>
-        <w:numPr>
+          <w:ilvl w:val="0"/>
+          <w:numId w:val="0"/>
+        </w:numPr>
+        <w:ind w:leftChars="0"/>
+        <w:jc w:val="both"/>
+        <w:rPr>
+          <w:rFonts w:hint="eastAsia" w:ascii="宋体" w:hAnsi="宋体" w:eastAsia="宋体" w:cs="宋体"/>
+          <w:sz w:val="24"/>
+          <w:szCs w:val="24"/>
+          <w:lang w:val="en-US" w:eastAsia="zh-CN"/>
+        </w:rPr>
+      </w:pPr>
+    </w:p>
+    <w:p>
+      <w:pPr>
+        <w:widowControl w:val="0"/>
+        <w:numPr>
+          <w:ilvl w:val="0"/>
           <w:numId w:val="0"/>
         </w:numPr>
         <w:jc w:val="both"/>
@@ -1467,6 +1521,7 @@
       <w:pPr>
         <w:widowControl w:val="0"/>
         <w:numPr>
+          <w:ilvl w:val="0"/>
           <w:numId w:val="0"/>
         </w:numPr>
         <w:jc w:val="both"/>
@@ -1480,6 +1535,133 @@
       <w:pPr>
         <w:widowControl w:val="0"/>
         <w:numPr>
+          <w:ilvl w:val="0"/>
+          <w:numId w:val="0"/>
+        </w:numPr>
+        <w:jc w:val="both"/>
+        <w:rPr>
+          <w:rFonts w:hint="default"/>
+          <w:lang w:val="en-US" w:eastAsia="zh-CN"/>
+        </w:rPr>
+      </w:pPr>
+    </w:p>
+    <w:p>
+      <w:pPr>
+        <w:widowControl w:val="0"/>
+        <w:numPr>
+          <w:ilvl w:val="0"/>
+          <w:numId w:val="0"/>
+        </w:numPr>
+        <w:jc w:val="both"/>
+        <w:rPr>
+          <w:rFonts w:hint="default"/>
+          <w:lang w:val="en-US" w:eastAsia="zh-CN"/>
+        </w:rPr>
+      </w:pPr>
+    </w:p>
+    <w:p>
+      <w:pPr>
+        <w:widowControl w:val="0"/>
+        <w:numPr>
+          <w:ilvl w:val="0"/>
+          <w:numId w:val="0"/>
+        </w:numPr>
+        <w:jc w:val="both"/>
+        <w:rPr>
+          <w:rFonts w:hint="eastAsia"/>
+          <w:lang w:val="en-US" w:eastAsia="zh-CN"/>
+        </w:rPr>
+      </w:pPr>
+      <w:r>
+        <w:rPr>
+          <w:rFonts w:hint="eastAsia"/>
+          <w:lang w:val="en-US" w:eastAsia="zh-CN"/>
+        </w:rPr>
+        <w:t>高级筛选卡片：</w:t>
+      </w:r>
+    </w:p>
+    <w:p>
+      <w:pPr>
+        <w:widowControl w:val="0"/>
+        <w:numPr>
+          <w:ilvl w:val="0"/>
+          <w:numId w:val="0"/>
+        </w:numPr>
+        <w:jc w:val="both"/>
+        <w:rPr>
+          <w:rFonts w:hint="eastAsia"/>
+          <w:lang w:val="en-US" w:eastAsia="zh-CN"/>
+        </w:rPr>
+      </w:pPr>
+      <w:r>
+        <w:rPr>
+          <w:rFonts w:hint="eastAsia"/>
+          <w:lang w:val="en-US" w:eastAsia="zh-CN"/>
+        </w:rPr>
+        <w:t>去掉p级筛选这个选择项，意思是不需要这个筛选条件出现在高级筛选中；</w:t>
+      </w:r>
+    </w:p>
+    <w:p>
+      <w:pPr>
+        <w:widowControl w:val="0"/>
+        <w:numPr>
+          <w:ilvl w:val="0"/>
+          <w:numId w:val="0"/>
+        </w:numPr>
+        <w:jc w:val="both"/>
+        <w:rPr>
+          <w:rFonts w:hint="eastAsia"/>
+          <w:lang w:val="en-US" w:eastAsia="zh-CN"/>
+        </w:rPr>
+      </w:pPr>
+    </w:p>
+    <w:p>
+      <w:pPr>
+        <w:widowControl w:val="0"/>
+        <w:numPr>
+          <w:ilvl w:val="0"/>
+          <w:numId w:val="0"/>
+        </w:numPr>
+        <w:jc w:val="both"/>
+        <w:rPr>
+          <w:rFonts w:hint="eastAsia"/>
+          <w:lang w:val="en-US" w:eastAsia="zh-CN"/>
+        </w:rPr>
+      </w:pPr>
+      <w:r>
+        <w:rPr>
+          <w:rFonts w:hint="eastAsia"/>
+          <w:lang w:val="en-US" w:eastAsia="zh-CN"/>
+        </w:rPr>
+        <w:t>策略选择卡片：</w:t>
+      </w:r>
+    </w:p>
+    <w:p>
+      <w:pPr>
+        <w:widowControl w:val="0"/>
+        <w:numPr>
+          <w:ilvl w:val="0"/>
+          <w:numId w:val="0"/>
+        </w:numPr>
+        <w:jc w:val="both"/>
+        <w:rPr>
+          <w:rFonts w:hint="default"/>
+          <w:lang w:val="en-US" w:eastAsia="zh-CN"/>
+        </w:rPr>
+      </w:pPr>
+      <w:r>
+        <w:rPr>
+          <w:rFonts w:hint="eastAsia"/>
+          <w:lang w:val="en-US" w:eastAsia="zh-CN"/>
+        </w:rPr>
+        <w:t>排序方式：去掉实力差、赢盘差、稳定性三个选项，加上 ΔP项</w:t>
+      </w:r>
+    </w:p>
+    <w:p>
+      <w:pPr>
+        <w:widowControl w:val="0"/>
+        <w:numPr>
+          <w:ilvl w:val="0"/>
           <w:numId w:val="0"/>
         </w:numPr>
         <w:jc w:val="both"/>
